--- a/01 Tanakh/01 Torah/02 Shemot/Shemot 05.docx
+++ b/01 Tanakh/01 Torah/02 Shemot/Shemot 05.docx
@@ -22,7 +22,7 @@
           <w:szCs w:val="24"/>
           <w:rtl w:val="0"/>
         </w:rPr>
-        <w:t xml:space="preserve">(Book Title)</w:t>
+        <w:t xml:space="preserve">Shemot</w:t>
       </w:r>
     </w:p>
     <w:p>
@@ -43,7 +43,12 @@
           <w:szCs w:val="40"/>
           <w:rtl w:val="0"/>
         </w:rPr>
-        <w:t xml:space="preserve">1</w:t>
+        <w:t xml:space="preserve">5</w:t>
+      </w:r>
+      <w:r>
+        <w:rPr>
+          <w:rtl w:val="0"/>
+        </w:rPr>
       </w:r>
     </w:p>
     <w:p>
@@ -84,301 +89,522 @@
     </w:p>
     <w:p>
       <w:pPr>
-        <w:ind w:firstLine="720"/>
-        <w:rPr>
-          <w:b w:val="1"/>
-          <w:bCs w:val="1"/>
-          <w:sz w:val="24"/>
-          <w:szCs w:val="24"/>
-        </w:rPr>
-      </w:pPr>
-      <w:r>
-        <w:rPr>
-          <w:rtl w:val="0"/>
-        </w:rPr>
-      </w:r>
-    </w:p>
-    <w:p>
-      <w:pPr>
-        <w:numPr>
-          <w:ilvl w:val="0"/>
-          <w:numId w:val="1"/>
-        </w:numPr>
-        <w:ind w:left="720" w:hanging="360"/>
-        <w:rPr>
-          <w:sz w:val="24"/>
-          <w:szCs w:val="24"/>
-          <w:u w:val="none"/>
-        </w:rPr>
-      </w:pPr>
-      <w:r>
-        <w:rPr>
-          <w:sz w:val="24"/>
-          <w:szCs w:val="24"/>
-          <w:rtl w:val="0"/>
-        </w:rPr>
-        <w:t xml:space="preserve">Exodus 5:1-23 TLV</w:t>
-      </w:r>
-    </w:p>
-    <w:p>
-      <w:pPr>
-        <w:numPr>
-          <w:ilvl w:val="0"/>
-          <w:numId w:val="1"/>
-        </w:numPr>
-        <w:ind w:left="720" w:hanging="360"/>
-        <w:rPr>
-          <w:sz w:val="24"/>
-          <w:szCs w:val="24"/>
-          <w:u w:val="none"/>
-        </w:rPr>
-      </w:pPr>
-      <w:r>
-        <w:rPr>
-          <w:sz w:val="24"/>
-          <w:szCs w:val="24"/>
-          <w:rtl w:val="0"/>
-        </w:rPr>
-        <w:t xml:space="preserve">[1] Afterward, Moses and Aaron went and said to Pharaoh, “This is what Adonai, God of Israel, says: Let My people go, so that they may hold a feast for Me in the wilderness.” [2] But Pharaoh said, “Who is Adonai, that I should listen to His voice and let Israel go? I do not know Adonai, and besides, I will not let Israel go.” [3] They answered, “The God of the Hebrews has met with us. Please let us take a three-day journey into the wilderness, so we may sacrifice to Adonai our God, or else He may strike us with pestilence or with the sword.” [4] But the king of Egypt said to them, “Why do you, Moses and Aaron, make the people break loose from their work? Go to your labors!” [5] Then Pharaoh said, “Look, the people of the land are now so numerous, yet you would have them rest from their labors?” [6] Then on the same day Pharaoh commanded the slave masters of the people and their foremen saying, [7] “You are not to give the people any more straw to make bricks, as before. Let them go and gather straw for themselves. [8] But impose on them the quota of bricks that they made previously; don’t reduce it. For they are lazy—that’s why they cry out saying, ‘Let us go and sacrifice to our God.’ [9] Let even heavier work be laid upon the men, so that they must labor, paying no attention to deceptive words.” [10] Then the slave masters of the people went out, along with their officers, and they spoke to the people saying: “This is what Pharaoh says: I will not give you straw. [11] Go and get straw for yourselves wherever you can find it, for there will be no reduction of your work.” [12] So the people were scattered throughout all the land of Egypt to gather stubble for straw. [13] But the slave masters pressured, saying, “Fulfill your work, your daily amount, just as when there was straw.” [14] Moreover the foremen of Bnei-Yisrael, whom Pharaoh’s slave masters had set over them, were beaten and asked, “Why haven’t you met your quota of bricks, both yesterday and today like before?” [15] The foremen of Bnei-Yisrael came and cried out to Pharaoh saying, “Why do you deal this way with your servants? [16] No straw is given to your servants, yet they say to us, ‘Make bricks!’ and look, your servants are beaten. But it is your own people at fault.” [17] But he said, “Lazy! You’re lazy! That’s why you were saying, ‘Let us go and sacrifice to Adonai.’ [18] So go now and work! No straw will be given to you—but you must deliver the quota of bricks.” [19] So the foremen of Bnei-Yisrael saw that they were in trouble when they were told, “You are not to reduce the number of bricks from day to day.” [20] Then they met Moses and Aaron, who were waiting for them as they came from Pharaoh. [21] So they said to them, “May Adonai look on you and judge, because you have made us a stench in the eyes of Pharaoh and in the eyes of his servants—putting a sword in their hand to kill us!” [22] So Moses returned to Adonai and said, “Adonai, why have You brought evil on these people? Is this why You sent me? [23] Ever since I came to Pharaoh to speak in Your Name, he has brought evil on these people. You have not delivered Your people at all.”</w:t>
-      </w:r>
-    </w:p>
-    <w:p>
-      <w:pPr>
-        <w:numPr>
-          <w:ilvl w:val="0"/>
-          <w:numId w:val="1"/>
-        </w:numPr>
-        <w:ind w:left="720" w:hanging="360"/>
-        <w:rPr>
-          <w:sz w:val="24"/>
-          <w:szCs w:val="24"/>
-          <w:u w:val="none"/>
-        </w:rPr>
-      </w:pPr>
-      <w:r>
-        <w:rPr>
-          <w:rtl w:val="0"/>
-        </w:rPr>
-      </w:r>
-    </w:p>
-    <w:p>
-      <w:pPr>
-        <w:numPr>
-          <w:ilvl w:val="0"/>
-          <w:numId w:val="1"/>
-        </w:numPr>
-        <w:ind w:left="720" w:hanging="360"/>
-        <w:rPr>
-          <w:sz w:val="24"/>
-          <w:szCs w:val="24"/>
-          <w:u w:val="none"/>
-        </w:rPr>
-      </w:pPr>
-      <w:r>
-        <w:rPr>
-          <w:sz w:val="24"/>
-          <w:szCs w:val="24"/>
-          <w:rtl w:val="0"/>
-        </w:rPr>
-        <w:t xml:space="preserve">https://bible.com/bible/314/exo.5.1-23.TLV</w:t>
-      </w:r>
-    </w:p>
-    <w:p>
-      <w:pPr>
-        <w:rPr>
-          <w:sz w:val="24"/>
-          <w:szCs w:val="24"/>
-        </w:rPr>
-      </w:pPr>
-      <w:r>
-        <w:rPr>
-          <w:rtl w:val="0"/>
-        </w:rPr>
-      </w:r>
-    </w:p>
-    <w:p>
-      <w:pPr>
-        <w:rPr>
-          <w:sz w:val="24"/>
-          <w:szCs w:val="24"/>
-        </w:rPr>
-      </w:pPr>
-      <w:r>
-        <w:rPr>
-          <w:rtl w:val="0"/>
-        </w:rPr>
-      </w:r>
-    </w:p>
-    <w:p>
-      <w:pPr>
-        <w:ind w:firstLine="720"/>
-        <w:rPr>
-          <w:b w:val="1"/>
-          <w:bCs w:val="1"/>
-          <w:sz w:val="24"/>
-          <w:szCs w:val="24"/>
-        </w:rPr>
-      </w:pPr>
-      <w:r>
-        <w:rPr>
-          <w:b w:val="1"/>
-          <w:bCs w:val="1"/>
-          <w:sz w:val="24"/>
-          <w:szCs w:val="24"/>
-          <w:rtl w:val="0"/>
-        </w:rPr>
-        <w:t xml:space="preserve">(Section Title)</w:t>
-      </w:r>
-    </w:p>
-    <w:p>
-      <w:pPr>
-        <w:ind w:firstLine="720"/>
-        <w:rPr>
-          <w:b w:val="1"/>
-          <w:bCs w:val="1"/>
-          <w:sz w:val="24"/>
-          <w:szCs w:val="24"/>
-        </w:rPr>
-      </w:pPr>
-      <w:r>
-        <w:rPr>
-          <w:rtl w:val="0"/>
-        </w:rPr>
-      </w:r>
-    </w:p>
-    <w:p>
-      <w:pPr>
-        <w:numPr>
-          <w:ilvl w:val="0"/>
-          <w:numId w:val="1"/>
-        </w:numPr>
-        <w:ind w:left="720" w:hanging="360"/>
-        <w:rPr>
-          <w:sz w:val="24"/>
-          <w:szCs w:val="24"/>
-          <w:u w:val="none"/>
-        </w:rPr>
-      </w:pPr>
-      <w:r>
-        <w:rPr>
-          <w:sz w:val="24"/>
-          <w:szCs w:val="24"/>
-          <w:rtl w:val="0"/>
-        </w:rPr>
-        <w:t xml:space="preserve">Text</w:t>
-      </w:r>
-    </w:p>
-    <w:p>
-      <w:pPr>
-        <w:rPr>
-          <w:sz w:val="24"/>
-          <w:szCs w:val="24"/>
-        </w:rPr>
-      </w:pPr>
-      <w:r>
-        <w:rPr>
-          <w:rtl w:val="0"/>
-        </w:rPr>
-      </w:r>
-    </w:p>
-    <w:p>
-      <w:pPr>
-        <w:jc w:val="center"/>
-        <w:rPr>
-          <w:b w:val="1"/>
-          <w:bCs w:val="1"/>
-          <w:sz w:val="40"/>
-          <w:szCs w:val="40"/>
-        </w:rPr>
-      </w:pPr>
-      <w:r>
-        <w:rPr>
-          <w:b w:val="1"/>
-          <w:bCs w:val="1"/>
-          <w:color w:val="999999"/>
-          <w:sz w:val="24"/>
-          <w:szCs w:val="24"/>
-          <w:rtl w:val="0"/>
-        </w:rPr>
-        <w:t xml:space="preserve">(Book Title)</w:t>
-      </w:r>
-      <w:r>
-        <w:rPr>
-          <w:rtl w:val="0"/>
-        </w:rPr>
-      </w:r>
-    </w:p>
-    <w:p>
-      <w:pPr>
-        <w:jc w:val="center"/>
-        <w:rPr>
-          <w:b w:val="1"/>
-          <w:bCs w:val="1"/>
-          <w:sz w:val="40"/>
-          <w:szCs w:val="40"/>
-        </w:rPr>
-      </w:pPr>
-      <w:r>
-        <w:rPr>
-          <w:b w:val="1"/>
-          <w:bCs w:val="1"/>
-          <w:sz w:val="40"/>
-          <w:szCs w:val="40"/>
-          <w:rtl w:val="0"/>
-        </w:rPr>
-        <w:t xml:space="preserve">1</w:t>
-      </w:r>
-    </w:p>
-    <w:p>
-      <w:pPr>
-        <w:rPr>
-          <w:b w:val="1"/>
-          <w:bCs w:val="1"/>
-          <w:sz w:val="24"/>
-          <w:szCs w:val="24"/>
-        </w:rPr>
-      </w:pPr>
-      <w:r>
-        <w:rPr>
-          <w:rtl w:val="0"/>
-        </w:rPr>
-      </w:r>
-    </w:p>
-    <w:p>
-      <w:pPr>
-        <w:rPr>
-          <w:b w:val="1"/>
-          <w:bCs w:val="1"/>
-          <w:sz w:val="24"/>
-          <w:szCs w:val="24"/>
-        </w:rPr>
-      </w:pPr>
-      <w:r>
-        <w:rPr>
-          <w:rtl w:val="0"/>
-        </w:rPr>
-      </w:r>
-    </w:p>
-    <w:p>
-      <w:pPr>
-        <w:numPr>
-          <w:ilvl w:val="0"/>
-          <w:numId w:val="1"/>
-        </w:numPr>
-        <w:ind w:left="720" w:hanging="360"/>
-        <w:rPr>
-          <w:sz w:val="24"/>
-          <w:szCs w:val="24"/>
-          <w:u w:val="none"/>
-        </w:rPr>
-      </w:pPr>
-      <w:r>
-        <w:rPr>
-          <w:sz w:val="24"/>
-          <w:szCs w:val="24"/>
-          <w:rtl w:val="0"/>
-        </w:rPr>
-        <w:t xml:space="preserve">Text</w:t>
+        <w:ind w:left="0" w:firstLine="0"/>
+        <w:rPr>
+          <w:sz w:val="24"/>
+          <w:szCs w:val="24"/>
+        </w:rPr>
+      </w:pPr>
+      <w:r>
+        <w:rPr>
+          <w:rtl w:val="0"/>
+        </w:rPr>
+      </w:r>
+    </w:p>
+    <w:p>
+      <w:pPr>
+        <w:numPr>
+          <w:ilvl w:val="0"/>
+          <w:numId w:val="1"/>
+        </w:numPr>
+        <w:ind w:left="720" w:hanging="360"/>
+        <w:rPr>
+          <w:sz w:val="24"/>
+          <w:szCs w:val="24"/>
+          <w:u w:val="none"/>
+        </w:rPr>
+      </w:pPr>
+      <w:r>
+        <w:rPr>
+          <w:sz w:val="24"/>
+          <w:szCs w:val="24"/>
+          <w:rtl w:val="0"/>
+        </w:rPr>
+        <w:t xml:space="preserve">Afterward, Moses and Aaron went and said to Pharaoh, “This is what YIHOVEH, God of Israel, says: Let My people go, so that they may hold a feast for Me in the wilderness.”</w:t>
+      </w:r>
+    </w:p>
+    <w:p>
+      <w:pPr>
+        <w:numPr>
+          <w:ilvl w:val="0"/>
+          <w:numId w:val="1"/>
+        </w:numPr>
+        <w:ind w:left="720" w:hanging="360"/>
+        <w:rPr>
+          <w:sz w:val="24"/>
+          <w:szCs w:val="24"/>
+          <w:u w:val="none"/>
+        </w:rPr>
+      </w:pPr>
+      <w:r>
+        <w:rPr>
+          <w:sz w:val="24"/>
+          <w:szCs w:val="24"/>
+          <w:rtl w:val="0"/>
+        </w:rPr>
+        <w:t xml:space="preserve">But Pharaoh said, “Who is YIHOVEH, that I should listen to His voice and let Israel go? I do not know YIHOVEH, and besides, I will not let Israel go.”</w:t>
+      </w:r>
+    </w:p>
+    <w:p>
+      <w:pPr>
+        <w:numPr>
+          <w:ilvl w:val="0"/>
+          <w:numId w:val="1"/>
+        </w:numPr>
+        <w:ind w:left="720" w:hanging="360"/>
+        <w:rPr>
+          <w:sz w:val="24"/>
+          <w:szCs w:val="24"/>
+          <w:u w:val="none"/>
+        </w:rPr>
+      </w:pPr>
+      <w:r>
+        <w:rPr>
+          <w:sz w:val="24"/>
+          <w:szCs w:val="24"/>
+          <w:rtl w:val="0"/>
+        </w:rPr>
+        <w:t xml:space="preserve">They answered, “The God of the Hebrews has met with us. Please let us take a three-day journey into the wilderness, so we may sacrifice to YIHOVEH our God, or else He may strike us with pestilence or with the sword.”</w:t>
+      </w:r>
+    </w:p>
+    <w:p>
+      <w:pPr>
+        <w:numPr>
+          <w:ilvl w:val="0"/>
+          <w:numId w:val="1"/>
+        </w:numPr>
+        <w:ind w:left="720" w:hanging="360"/>
+        <w:rPr>
+          <w:sz w:val="24"/>
+          <w:szCs w:val="24"/>
+          <w:u w:val="none"/>
+        </w:rPr>
+      </w:pPr>
+      <w:r>
+        <w:rPr>
+          <w:sz w:val="24"/>
+          <w:szCs w:val="24"/>
+          <w:rtl w:val="0"/>
+        </w:rPr>
+        <w:t xml:space="preserve">But the king of Egypt said to them, “Why do you, Moses and Aaron, make the people break loose from their work? Go to your labors!”</w:t>
+      </w:r>
+    </w:p>
+    <w:p>
+      <w:pPr>
+        <w:numPr>
+          <w:ilvl w:val="0"/>
+          <w:numId w:val="1"/>
+        </w:numPr>
+        <w:ind w:left="720" w:hanging="360"/>
+        <w:rPr>
+          <w:sz w:val="24"/>
+          <w:szCs w:val="24"/>
+          <w:u w:val="none"/>
+        </w:rPr>
+      </w:pPr>
+      <w:r>
+        <w:rPr>
+          <w:sz w:val="24"/>
+          <w:szCs w:val="24"/>
+          <w:rtl w:val="0"/>
+        </w:rPr>
+        <w:t xml:space="preserve">Then Pharaoh said, “Look, the people of the land are now so numerous, yet you would have them rest from their labors?”</w:t>
+      </w:r>
+    </w:p>
+    <w:p>
+      <w:pPr>
+        <w:numPr>
+          <w:ilvl w:val="0"/>
+          <w:numId w:val="1"/>
+        </w:numPr>
+        <w:ind w:left="720" w:hanging="360"/>
+        <w:rPr>
+          <w:sz w:val="24"/>
+          <w:szCs w:val="24"/>
+          <w:u w:val="none"/>
+        </w:rPr>
+      </w:pPr>
+      <w:r>
+        <w:rPr>
+          <w:sz w:val="24"/>
+          <w:szCs w:val="24"/>
+          <w:rtl w:val="0"/>
+        </w:rPr>
+        <w:t xml:space="preserve">Then on the same day Pharaoh commanded the slave masters of the people and their foremen saying,</w:t>
+      </w:r>
+    </w:p>
+    <w:p>
+      <w:pPr>
+        <w:numPr>
+          <w:ilvl w:val="0"/>
+          <w:numId w:val="1"/>
+        </w:numPr>
+        <w:ind w:left="720" w:hanging="360"/>
+        <w:rPr>
+          <w:sz w:val="24"/>
+          <w:szCs w:val="24"/>
+          <w:u w:val="none"/>
+        </w:rPr>
+      </w:pPr>
+      <w:r>
+        <w:rPr>
+          <w:sz w:val="24"/>
+          <w:szCs w:val="24"/>
+          <w:rtl w:val="0"/>
+        </w:rPr>
+        <w:t xml:space="preserve">“You are not to give the people any more straw to make bricks, as before. Let them go and gather straw for themselves.</w:t>
+      </w:r>
+    </w:p>
+    <w:p>
+      <w:pPr>
+        <w:numPr>
+          <w:ilvl w:val="0"/>
+          <w:numId w:val="1"/>
+        </w:numPr>
+        <w:ind w:left="720" w:hanging="360"/>
+        <w:rPr>
+          <w:sz w:val="24"/>
+          <w:szCs w:val="24"/>
+          <w:u w:val="none"/>
+        </w:rPr>
+      </w:pPr>
+      <w:r>
+        <w:rPr>
+          <w:sz w:val="24"/>
+          <w:szCs w:val="24"/>
+          <w:rtl w:val="0"/>
+        </w:rPr>
+        <w:t xml:space="preserve">But impose on them the quota of bricks that they made previously; don’t reduce it. For they are lazy—that’s why they cry out saying, ‘Let us go and sacrifice to our God.’</w:t>
+      </w:r>
+    </w:p>
+    <w:p>
+      <w:pPr>
+        <w:numPr>
+          <w:ilvl w:val="0"/>
+          <w:numId w:val="1"/>
+        </w:numPr>
+        <w:ind w:left="720" w:hanging="360"/>
+        <w:rPr>
+          <w:sz w:val="24"/>
+          <w:szCs w:val="24"/>
+          <w:u w:val="none"/>
+        </w:rPr>
+      </w:pPr>
+      <w:r>
+        <w:rPr>
+          <w:sz w:val="24"/>
+          <w:szCs w:val="24"/>
+          <w:rtl w:val="0"/>
+        </w:rPr>
+        <w:t xml:space="preserve">Let even heavier work be laid upon the men, so that they must labor, paying no attention to deceptive words.”</w:t>
+      </w:r>
+    </w:p>
+    <w:p>
+      <w:pPr>
+        <w:numPr>
+          <w:ilvl w:val="0"/>
+          <w:numId w:val="1"/>
+        </w:numPr>
+        <w:ind w:left="720" w:hanging="360"/>
+        <w:rPr>
+          <w:sz w:val="24"/>
+          <w:szCs w:val="24"/>
+          <w:u w:val="none"/>
+        </w:rPr>
+      </w:pPr>
+      <w:r>
+        <w:rPr>
+          <w:sz w:val="24"/>
+          <w:szCs w:val="24"/>
+          <w:rtl w:val="0"/>
+        </w:rPr>
+        <w:t xml:space="preserve">Then the slave masters of the people went out, along with their officers, and they spoke to the people saying: “This is what Pharaoh says: I will not give you straw.</w:t>
+      </w:r>
+    </w:p>
+    <w:p>
+      <w:pPr>
+        <w:numPr>
+          <w:ilvl w:val="0"/>
+          <w:numId w:val="1"/>
+        </w:numPr>
+        <w:ind w:left="720" w:hanging="360"/>
+        <w:rPr>
+          <w:sz w:val="24"/>
+          <w:szCs w:val="24"/>
+          <w:u w:val="none"/>
+        </w:rPr>
+      </w:pPr>
+      <w:r>
+        <w:rPr>
+          <w:sz w:val="24"/>
+          <w:szCs w:val="24"/>
+          <w:rtl w:val="0"/>
+        </w:rPr>
+        <w:t xml:space="preserve">Go and get straw for yourselves wherever you can find it, for there will be no reduction of your work.”</w:t>
+      </w:r>
+    </w:p>
+    <w:p>
+      <w:pPr>
+        <w:numPr>
+          <w:ilvl w:val="0"/>
+          <w:numId w:val="1"/>
+        </w:numPr>
+        <w:ind w:left="720" w:hanging="360"/>
+        <w:rPr>
+          <w:sz w:val="24"/>
+          <w:szCs w:val="24"/>
+          <w:u w:val="none"/>
+        </w:rPr>
+      </w:pPr>
+      <w:r>
+        <w:rPr>
+          <w:sz w:val="24"/>
+          <w:szCs w:val="24"/>
+          <w:rtl w:val="0"/>
+        </w:rPr>
+        <w:t xml:space="preserve">So the people were scattered throughout all the land of Egypt to gather stubble for straw.</w:t>
+      </w:r>
+    </w:p>
+    <w:p>
+      <w:pPr>
+        <w:numPr>
+          <w:ilvl w:val="0"/>
+          <w:numId w:val="1"/>
+        </w:numPr>
+        <w:ind w:left="720" w:hanging="360"/>
+        <w:rPr>
+          <w:sz w:val="24"/>
+          <w:szCs w:val="24"/>
+          <w:u w:val="none"/>
+        </w:rPr>
+      </w:pPr>
+      <w:r>
+        <w:rPr>
+          <w:sz w:val="24"/>
+          <w:szCs w:val="24"/>
+          <w:rtl w:val="0"/>
+        </w:rPr>
+        <w:t xml:space="preserve">But the slave masters pressured, saying, “Fulfill your work, your daily amount, just as when there was straw.”</w:t>
+      </w:r>
+    </w:p>
+    <w:p>
+      <w:pPr>
+        <w:numPr>
+          <w:ilvl w:val="0"/>
+          <w:numId w:val="1"/>
+        </w:numPr>
+        <w:ind w:left="720" w:hanging="360"/>
+        <w:rPr>
+          <w:sz w:val="24"/>
+          <w:szCs w:val="24"/>
+          <w:u w:val="none"/>
+        </w:rPr>
+      </w:pPr>
+      <w:r>
+        <w:rPr>
+          <w:sz w:val="24"/>
+          <w:szCs w:val="24"/>
+          <w:rtl w:val="0"/>
+        </w:rPr>
+        <w:t xml:space="preserve">Moreover the foremen of Bnei-Yisrael, whom Pharaoh’s slave masters had set over them, were beaten and asked, “Why haven’t you met your quota of bricks, both yesterday and today like before?”</w:t>
+      </w:r>
+    </w:p>
+    <w:p>
+      <w:pPr>
+        <w:numPr>
+          <w:ilvl w:val="0"/>
+          <w:numId w:val="1"/>
+        </w:numPr>
+        <w:ind w:left="720" w:hanging="360"/>
+        <w:rPr>
+          <w:sz w:val="24"/>
+          <w:szCs w:val="24"/>
+          <w:u w:val="none"/>
+        </w:rPr>
+      </w:pPr>
+      <w:r>
+        <w:rPr>
+          <w:sz w:val="24"/>
+          <w:szCs w:val="24"/>
+          <w:rtl w:val="0"/>
+        </w:rPr>
+        <w:t xml:space="preserve">The foremen of Bnei-Yisrael came and cried out to Pharaoh saying, “Why do you deal this way with your servants?</w:t>
+      </w:r>
+    </w:p>
+    <w:p>
+      <w:pPr>
+        <w:numPr>
+          <w:ilvl w:val="0"/>
+          <w:numId w:val="1"/>
+        </w:numPr>
+        <w:ind w:left="720" w:hanging="360"/>
+        <w:rPr>
+          <w:sz w:val="24"/>
+          <w:szCs w:val="24"/>
+          <w:u w:val="none"/>
+        </w:rPr>
+      </w:pPr>
+      <w:r>
+        <w:rPr>
+          <w:sz w:val="24"/>
+          <w:szCs w:val="24"/>
+          <w:rtl w:val="0"/>
+        </w:rPr>
+        <w:t xml:space="preserve">No straw is given to your servants, yet they say to us, ‘Make bricks!’ and look, your servants are beaten. But it is your own people at fault.”</w:t>
+      </w:r>
+    </w:p>
+    <w:p>
+      <w:pPr>
+        <w:numPr>
+          <w:ilvl w:val="0"/>
+          <w:numId w:val="1"/>
+        </w:numPr>
+        <w:ind w:left="720" w:hanging="360"/>
+        <w:rPr>
+          <w:sz w:val="24"/>
+          <w:szCs w:val="24"/>
+          <w:u w:val="none"/>
+        </w:rPr>
+      </w:pPr>
+      <w:r>
+        <w:rPr>
+          <w:sz w:val="24"/>
+          <w:szCs w:val="24"/>
+          <w:rtl w:val="0"/>
+        </w:rPr>
+        <w:t xml:space="preserve">But he said, “Lazy! You’re lazy! That’s why you were saying, ‘Let us go and sacrifice to YIHOVEH.’</w:t>
+      </w:r>
+    </w:p>
+    <w:p>
+      <w:pPr>
+        <w:numPr>
+          <w:ilvl w:val="0"/>
+          <w:numId w:val="1"/>
+        </w:numPr>
+        <w:ind w:left="720" w:hanging="360"/>
+        <w:rPr>
+          <w:sz w:val="24"/>
+          <w:szCs w:val="24"/>
+          <w:u w:val="none"/>
+        </w:rPr>
+      </w:pPr>
+      <w:r>
+        <w:rPr>
+          <w:sz w:val="24"/>
+          <w:szCs w:val="24"/>
+          <w:rtl w:val="0"/>
+        </w:rPr>
+        <w:t xml:space="preserve">So go now and work! No straw will be given to you—but you must deliver the quota of bricks.”</w:t>
+      </w:r>
+    </w:p>
+    <w:p>
+      <w:pPr>
+        <w:numPr>
+          <w:ilvl w:val="0"/>
+          <w:numId w:val="1"/>
+        </w:numPr>
+        <w:ind w:left="720" w:hanging="360"/>
+        <w:rPr>
+          <w:sz w:val="24"/>
+          <w:szCs w:val="24"/>
+          <w:u w:val="none"/>
+        </w:rPr>
+      </w:pPr>
+      <w:r>
+        <w:rPr>
+          <w:sz w:val="24"/>
+          <w:szCs w:val="24"/>
+          <w:rtl w:val="0"/>
+        </w:rPr>
+        <w:t xml:space="preserve">So the foremen of Bnei-Yisrael saw that they were in trouble when they were told, “You are not to reduce the number of bricks from day to day.”</w:t>
+      </w:r>
+    </w:p>
+    <w:p>
+      <w:pPr>
+        <w:numPr>
+          <w:ilvl w:val="0"/>
+          <w:numId w:val="1"/>
+        </w:numPr>
+        <w:ind w:left="720" w:hanging="360"/>
+        <w:rPr>
+          <w:sz w:val="24"/>
+          <w:szCs w:val="24"/>
+          <w:u w:val="none"/>
+        </w:rPr>
+      </w:pPr>
+      <w:r>
+        <w:rPr>
+          <w:sz w:val="24"/>
+          <w:szCs w:val="24"/>
+          <w:rtl w:val="0"/>
+        </w:rPr>
+        <w:t xml:space="preserve">Then they met Moses and Aaron, who were waiting for them as they came from Pharaoh.</w:t>
+      </w:r>
+    </w:p>
+    <w:p>
+      <w:pPr>
+        <w:numPr>
+          <w:ilvl w:val="0"/>
+          <w:numId w:val="1"/>
+        </w:numPr>
+        <w:ind w:left="720" w:hanging="360"/>
+        <w:rPr>
+          <w:sz w:val="24"/>
+          <w:szCs w:val="24"/>
+          <w:u w:val="none"/>
+        </w:rPr>
+      </w:pPr>
+      <w:r>
+        <w:rPr>
+          <w:sz w:val="24"/>
+          <w:szCs w:val="24"/>
+          <w:rtl w:val="0"/>
+        </w:rPr>
+        <w:t xml:space="preserve">So they said to them, “May YIHOVEH look on you and judge, because you have made us a stench in the eyes of Pharaoh and in the eyes of his servants—putting a sword in their hand to kill us!”</w:t>
+      </w:r>
+    </w:p>
+    <w:p>
+      <w:pPr>
+        <w:numPr>
+          <w:ilvl w:val="0"/>
+          <w:numId w:val="1"/>
+        </w:numPr>
+        <w:ind w:left="720" w:hanging="360"/>
+        <w:rPr>
+          <w:sz w:val="24"/>
+          <w:szCs w:val="24"/>
+          <w:u w:val="none"/>
+        </w:rPr>
+      </w:pPr>
+      <w:r>
+        <w:rPr>
+          <w:sz w:val="24"/>
+          <w:szCs w:val="24"/>
+          <w:rtl w:val="0"/>
+        </w:rPr>
+        <w:t xml:space="preserve">So Moses returned to YIHOVEH and said, “YIHOVEH, why have You brought evil on these people? Is this why You sent me?</w:t>
+      </w:r>
+    </w:p>
+    <w:p>
+      <w:pPr>
+        <w:numPr>
+          <w:ilvl w:val="0"/>
+          <w:numId w:val="1"/>
+        </w:numPr>
+        <w:ind w:left="720" w:hanging="360"/>
+        <w:rPr>
+          <w:sz w:val="24"/>
+          <w:szCs w:val="24"/>
+          <w:u w:val="none"/>
+        </w:rPr>
+      </w:pPr>
+      <w:r>
+        <w:rPr>
+          <w:sz w:val="24"/>
+          <w:szCs w:val="24"/>
+          <w:rtl w:val="0"/>
+        </w:rPr>
+        <w:t xml:space="preserve">Ever since I came to Pharaoh to speak in Your Name, he has brought evil on these people. You have not delivered Your people at all.”</w:t>
       </w:r>
     </w:p>
     <w:sectPr>

--- a/01 Tanakh/01 Torah/02 Shemot/Shemot 05.docx
+++ b/01 Tanakh/01 Torah/02 Shemot/Shemot 05.docx
@@ -120,7 +120,7 @@
           <w:szCs w:val="24"/>
           <w:rtl w:val="0"/>
         </w:rPr>
-        <w:t xml:space="preserve">Afterward, Moses and Aaron went and said to Pharaoh, “This is what YIHOVEH, God of Israel, says: Let My people go, so that they may hold a feast for Me in the wilderness.”</w:t>
+        <w:t xml:space="preserve">Afterward, Moses and Aaron went and said to Pharaoh, “This is what YIHOVEH, Elohei of Israel, says: Let My people go, so that they may hold a feast for Me in the wilderness.”</w:t>
       </w:r>
     </w:p>
     <w:p>
@@ -164,7 +164,7 @@
           <w:szCs w:val="24"/>
           <w:rtl w:val="0"/>
         </w:rPr>
-        <w:t xml:space="preserve">They answered, “The God of the Hebrews has met with us. Please let us take a three-day journey into the wilderness, so we may sacrifice to YIHOVEH our God, or else He may strike us with pestilence or with the sword.”</w:t>
+        <w:t xml:space="preserve">They answered, “Elohei of the Hebrews has met with us. Please let us take a three-day journey into the wilderness, so we may sacrifice to YIHOVEH ELOHENU, or else He may strike us with pestilence or with the sword.”</w:t>
       </w:r>
     </w:p>
     <w:p>
@@ -274,7 +274,7 @@
           <w:szCs w:val="24"/>
           <w:rtl w:val="0"/>
         </w:rPr>
-        <w:t xml:space="preserve">But impose on them the quota of bricks that they made previously; don’t reduce it. For they are lazy—that’s why they cry out saying, ‘Let us go and sacrifice to our God.’</w:t>
+        <w:t xml:space="preserve">But impose on them the quota of bricks that they made previously; don’t reduce it. For they are lazy—that’s why they cry out saying, ‘Let us go and sacrifice to Elohenu.’</w:t>
       </w:r>
     </w:p>
     <w:p>
@@ -433,6 +433,95 @@
     </w:p>
     <w:p>
       <w:pPr>
+        <w:ind w:left="720" w:firstLine="0"/>
+        <w:rPr>
+          <w:sz w:val="24"/>
+          <w:szCs w:val="24"/>
+        </w:rPr>
+      </w:pPr>
+      <w:r>
+        <w:rPr>
+          <w:rtl w:val="0"/>
+        </w:rPr>
+      </w:r>
+    </w:p>
+    <w:p>
+      <w:pPr>
+        <w:jc w:val="center"/>
+        <w:rPr>
+          <w:b w:val="1"/>
+          <w:bCs w:val="1"/>
+          <w:color w:val="999999"/>
+          <w:sz w:val="24"/>
+          <w:szCs w:val="24"/>
+        </w:rPr>
+      </w:pPr>
+      <w:r>
+        <w:rPr>
+          <w:b w:val="1"/>
+          <w:bCs w:val="1"/>
+          <w:color w:val="999999"/>
+          <w:sz w:val="24"/>
+          <w:szCs w:val="24"/>
+          <w:rtl w:val="0"/>
+        </w:rPr>
+        <w:t xml:space="preserve">Shemot</w:t>
+      </w:r>
+    </w:p>
+    <w:p>
+      <w:pPr>
+        <w:jc w:val="center"/>
+        <w:rPr>
+          <w:sz w:val="24"/>
+          <w:szCs w:val="24"/>
+        </w:rPr>
+      </w:pPr>
+      <w:r>
+        <w:rPr>
+          <w:b w:val="1"/>
+          <w:bCs w:val="1"/>
+          <w:sz w:val="40"/>
+          <w:szCs w:val="40"/>
+          <w:rtl w:val="0"/>
+        </w:rPr>
+        <w:t xml:space="preserve">5</w:t>
+      </w:r>
+      <w:r>
+        <w:rPr>
+          <w:rtl w:val="0"/>
+        </w:rPr>
+      </w:r>
+    </w:p>
+    <w:p>
+      <w:pPr>
+        <w:ind w:left="720" w:firstLine="0"/>
+        <w:rPr>
+          <w:sz w:val="24"/>
+          <w:szCs w:val="24"/>
+        </w:rPr>
+      </w:pPr>
+      <w:r>
+        <w:rPr>
+          <w:rtl w:val="0"/>
+        </w:rPr>
+      </w:r>
+    </w:p>
+    <w:p>
+      <w:pPr>
+        <w:ind w:left="720" w:firstLine="0"/>
+        <w:rPr>
+          <w:sz w:val="24"/>
+          <w:szCs w:val="24"/>
+        </w:rPr>
+      </w:pPr>
+      <w:r>
+        <w:rPr>
+          <w:rtl w:val="0"/>
+        </w:rPr>
+      </w:r>
+    </w:p>
+    <w:p>
+      <w:pPr>
         <w:numPr>
           <w:ilvl w:val="0"/>
           <w:numId w:val="1"/>
@@ -561,6 +650,69 @@
           <w:rtl w:val="0"/>
         </w:rPr>
         <w:t xml:space="preserve">So they said to them, “May YIHOVEH look on you and judge, because you have made us a stench in the eyes of Pharaoh and in the eyes of his servants—putting a sword in their hand to kill us!”</w:t>
+      </w:r>
+    </w:p>
+    <w:p>
+      <w:pPr>
+        <w:rPr>
+          <w:sz w:val="24"/>
+          <w:szCs w:val="24"/>
+        </w:rPr>
+      </w:pPr>
+      <w:r>
+        <w:rPr>
+          <w:rtl w:val="0"/>
+        </w:rPr>
+      </w:r>
+    </w:p>
+    <w:p>
+      <w:pPr>
+        <w:rPr>
+          <w:sz w:val="24"/>
+          <w:szCs w:val="24"/>
+        </w:rPr>
+      </w:pPr>
+      <w:r>
+        <w:rPr>
+          <w:rtl w:val="0"/>
+        </w:rPr>
+      </w:r>
+    </w:p>
+    <w:p>
+      <w:pPr>
+        <w:ind w:firstLine="720"/>
+        <w:rPr>
+          <w:b w:val="1"/>
+          <w:bCs w:val="1"/>
+          <w:sz w:val="24"/>
+          <w:szCs w:val="24"/>
+        </w:rPr>
+      </w:pPr>
+      <w:r>
+        <w:rPr>
+          <w:b w:val="1"/>
+          <w:bCs w:val="1"/>
+          <w:sz w:val="24"/>
+          <w:szCs w:val="24"/>
+          <w:rtl w:val="0"/>
+        </w:rPr>
+        <w:t xml:space="preserve">(Section Title)</w:t>
+      </w:r>
+    </w:p>
+    <w:p>
+      <w:pPr>
+        <w:ind w:firstLine="720"/>
+        <w:rPr>
+          <w:b w:val="1"/>
+          <w:bCs w:val="1"/>
+          <w:sz w:val="24"/>
+          <w:szCs w:val="24"/>
+        </w:rPr>
+      </w:pPr>
+      <w:r>
+        <w:rPr>
+          <w:rtl w:val="0"/>
+        </w:rPr>
       </w:r>
     </w:p>
     <w:p>
